--- a/docs/User Testing/Notes from test 2.docx
+++ b/docs/User Testing/Notes from test 2.docx
@@ -125,7 +125,15 @@
         </w:numPr>
       </w:pPr>
       <w:r>
-        <w:t>Likes the amount of questions being asked not to much not to little.</w:t>
+        <w:t xml:space="preserve">Likes the amount of questions being asked not to much not </w:t>
+      </w:r>
+      <w:proofErr w:type="spellStart"/>
+      <w:r>
+        <w:t>to</w:t>
+      </w:r>
+      <w:proofErr w:type="spellEnd"/>
+      <w:r>
+        <w:t xml:space="preserve"> little.</w:t>
       </w:r>
     </w:p>
     <w:p>
@@ -430,7 +438,13 @@
     </w:p>
     <w:p>
       <w:r>
-        <w:t>Doesn’t like going through all 4 tabs of quest viewer to edit challenge. Additionally, a continue button instead of clicking around at the top.</w:t>
+        <w:t xml:space="preserve">Somewhat likes quest viewer. </w:t>
+      </w:r>
+      <w:r>
+        <w:t>Additionally, a continue button instead of clicking around at the top</w:t>
+      </w:r>
+      <w:r>
+        <w:t xml:space="preserve"> for each screen.</w:t>
       </w:r>
     </w:p>
     <w:p>
